--- a/example_articles/us_region/West/1.us_region_West_New_York_Times.docx
+++ b/example_articles/us_region/West/1.us_region_West_New_York_Times.docx
@@ -27,17 +27,17 @@
     </w:p>
     <w:p>
       <w:r>
-        <w:t>Source File: NYT/56.361.DOCX</w:t>
+        <w:t>Source file: NYT/56.361.DOCX</w:t>
       </w:r>
     </w:p>
     <w:p>
       <w:r>
-        <w:t>Raw locations result: ['California']</w:t>
+        <w:t>Raw locations result, 'locations': ['California']</w:t>
       </w:r>
     </w:p>
     <w:p>
       <w:r>
-        <w:t>us_region_stand_flat (Standardized): West</w:t>
+        <w:t>Standardized locations result, 'us_region_stand_flat': West</w:t>
       </w:r>
     </w:p>
     <w:p>

--- a/example_articles/us_region/West/1.us_region_West_New_York_Times.docx
+++ b/example_articles/us_region/West/1.us_region_West_New_York_Times.docx
@@ -7,7 +7,9 @@
         <w:pStyle w:val="Heading1"/>
       </w:pPr>
       <w:r>
-        <w:t>Bronx Man Is Stabbed to Death</w:t>
+        <w:t>THE 1990 CAMPAIGN;</w:t>
+        <w:br/>
+        <w:t>Hawaii Race Tests Democratic Hold - Correction Appended</w:t>
       </w:r>
     </w:p>
     <w:p>
@@ -17,22 +19,22 @@
     </w:p>
     <w:p>
       <w:r>
-        <w:t>Date: 1990-09-12</w:t>
+        <w:t>Date: 1990-11-23</w:t>
       </w:r>
     </w:p>
     <w:p>
       <w:r>
-        <w:t>Section: Section B; Page 3, Column 4; Metropolitan Desk</w:t>
+        <w:t>Section: Section D;; Section D; Page 22; Column 1; National Desk; Column 1;</w:t>
       </w:r>
     </w:p>
     <w:p>
       <w:r>
-        <w:t>Source file: NYT/56.361.DOCX</w:t>
+        <w:t>Source file: NYT/50.DOCX</w:t>
       </w:r>
     </w:p>
     <w:p>
       <w:r>
-        <w:t>Raw locations result, 'locations': ['California']</w:t>
+        <w:t>Raw locations result, 'locations': ['Hawaii']</w:t>
       </w:r>
     </w:p>
     <w:p>
@@ -49,21 +51,112 @@
     </w:p>
     <w:p>
       <w:r>
-        <w:t>Investigators said they believed the motive was robbery, although the suspect fled without taking any money.</w:t>
+        <w:t>Two former schoolteachers are in a tight but polite race to represent Hawaii in the United States Senate, and the results may teach something of a lesson about the future of the politically remote and inbred but fast-changing island state.</w:t>
         <w:br/>
-        <w:t>''It is tragic,'' said Brother Lawrence Murphy, principal of All Hallows, a Roman Catholic school with 455 students in the South Bronx.</w:t>
+        <w:t>From the lush rain forests of the Big Island of Hawaii to the ranches of Niihau 350 miles west across the South Pacific, the biggest political question of the year is whether Representative Patricia Saiki, a popular moderate Republican from Honolulu, can break years of Democratic control of Hawaii politics and beat an equally popular Democrat, Senator Daniel K. Akaka, a Congressman appointed to the Senate last spring when Senator Spark M. Matsunaga died.</w:t>
         <w:br/>
-        <w:t>''We are all very upset. He loved life tremendously. He had a great sense of humor and a quick wit.''</w:t>
+        <w:t>A victory for Ms. Saiki, the only Republican ever elected to the House of Representatives from Hawaii, would underscore the growing political influence of Caucasians, many of them retirees who have migrated from the mainland, who now account for a third of the Hawaii vote. Ms. Saiki offers a lively brand of compassionate Republicanism that appeals to them. And, as a Japanese-American woman, she has also made deep inroads into the traditionally Democratic "A.J.A.," local shorthand for Americans of Japanese ancestry, about 30 percent of the vote, and women.</w:t>
         <w:br/>
-        <w:t>Mr. Harley, whose parents worked as building superintendents in the five-story apartment building on Perry Avenue, had a job as a clerk at James Shoe Repair on East 204th Street.</w:t>
+        <w:t xml:space="preserve"> </w:t>
         <w:br/>
-        <w:t>Larry Evans, the college adviser at All Hallows, said Mr. Harley, who graduated in June, had been accepted at Manhattan College. ''He decided to wait a year to see if this was what he wanted to do,'' Mr. Evans said.</w:t>
+        <w:t>'Very Close Race'</w:t>
         <w:br/>
-        <w:t>Three students or recent graduates from the high school have been killed in the last year, Brother Murphy said.</w:t>
+        <w:t xml:space="preserve"> But Senator Akaka is no pushover, with his deep roots in the Democratic machine that has long dominated Hawaii politics and with his strong backing from labor unions and native Hawaiians. His strongholds include the non-urban parts of Oahu, the island that includes Honolulu, and all the rest of the state, the so-called Neighbor Islands of Maui, Kauai, Molokai, Lanai and Hawaii.</w:t>
         <w:br/>
-        <w:t>Friends and neighbors on the quiet, working-class street in the Norwood section of the Bronx were stunned by the killing. ''He came from a lovely home,'' said Michael Considine, 27, a printer. ''We feel horrible.''</w:t>
+        <w:t>Until recently, Ms. Saiki appeared to be headed for victory, but the budget turmoil in Washington seems to have hurt her along with many other Republicans. "It's a very close race," said D. G. (Andy) Anderson, chairman of the Republican Party of Hawaii. "We were riding high two weeks ago with an eight-point lead. That got eroded with the nonsense in Washington, and we fell back to a dead heat. About a week ago, we began to move up again."</w:t>
         <w:br/>
-        <w:t>A witness told the police that the panhandler had approached two other men a short time before he stabbed Mr. Harley.</w:t>
+        <w:t>The latest public opinion poll, taken early last week for KGMB-TV News in Honolulu, put the race at 45 percent for Ms. Saiki, 43 percent for Mr. Akaka. The poll, of 1,200 voters, had a margin of sampling error of three percentage points.</w:t>
+        <w:br/>
+        <w:t>Two-thirds of the 11 percent undecided were either Caucasian or A.J.A., which was widely taken as good news for the Republican, who was also hoping for a boost from President Bush's visit to Honolulu last weekend.</w:t>
+        <w:br/>
+        <w:t xml:space="preserve"> </w:t>
+        <w:br/>
+        <w:t>Candidates Were Away</w:t>
+        <w:br/>
+        <w:t xml:space="preserve"> "There are great demographic changes in Hawaii," said Senator Akaka's campaign manager, Kam Kuwata. "We cannot assume how the new voters will go. The A.J.A. has been the base of the Democratic vote. Both campaigns are figuring out how to get to those voters. The election comes down to a call to arms for Democrats."</w:t>
+        <w:br/>
+        <w:t>For all the interest in the race, it has been run largely without either of the candidates. Stuck 6,000 miles away in Washington to fight the budget wars, both finally returned to the state last weekend and began barnstorming.</w:t>
+        <w:br/>
+        <w:t>Issues aside, the race is so close that the outcome will probably turn on whether the Democratic grass-roots operation can turn out its vote, said Jack M. Seigle, a veteran political strategist who is helping Governor John Waihee 3d, a Democrat, in his re-election campaign.</w:t>
+        <w:br/>
+        <w:t>"Unlike other Republicans, she does cut into the Democratic establishment," said Mr. Seigle, who nonetheless gives the race to Mr. Akaka "by a whisker."</w:t>
+        <w:br/>
+        <w:t xml:space="preserve"> </w:t>
+        <w:br/>
+        <w:t>Addressing Island Bombing</w:t>
+        <w:br/>
+        <w:t xml:space="preserve"> Both candidates agree on most of the gut Hawaiian issues, like ending the military bombing of the tiny volcanic island of Kahoolawe, off Maui. For years now, the Marines and even the Japanese and Australian air forces have used the uninhabited tropical island for target practice, regularly shattering nerves in Maui, less than five miles across the choppy Alalakeiki Channel, and providing Hawaii politicians with a sure-fire issue.</w:t>
+        <w:br/>
+        <w:t>Senator Akaka scored first about three weeks ago by writing into the military appropriations bill a measure that would return Kahoolawe to state control and establish a commission to oversee cleaning it up. The island and nearby waters are studded with unexploded bombs and missiles.</w:t>
+        <w:br/>
+        <w:t>Soon after, Ms. Saiki got a quick boost from President Bush, who ordered an immediate halt to the bombing and promised to set up a commission to study the island's eventual fate.</w:t>
+        <w:br/>
+        <w:t>The female vote, meanwhile, is uncertain. In an unusual split, the national office of the National Organization for Women endorsed Ms. Saiki, but the local Hawaii chapter endorsed Mr. Akaka.</w:t>
+        <w:br/>
+        <w:t>In her final television commercials and appearances, Ms. Saiki has tried to differentiate herself from Senator Akaka by stressing that she voted against the recent budget and tax legislation."My recent no vote on the tax bill has been a point of great interest among my constituents," she said in a telephone interview from her car while racing to Honolulu airport to catch a plane to Hilo Wednesday morning.</w:t>
+        <w:br/>
+        <w:t>"They feel very resentful about having their taxes increased," she said. "Our cost of living is 30 percent higher than the rest of the nation. People on fixed income feel the pinch." As the only Republican from Hawaii in Congress, she also stresses her "access" to the Republican Administration.</w:t>
+        <w:br/>
+        <w:t xml:space="preserve"> </w:t>
+        <w:br/>
+        <w:t>Emphasizing Ties to Liberals</w:t>
+        <w:br/>
+        <w:t xml:space="preserve"> For his part, Senator Akaka has been stressing his ties to the liberal Democratic establishment and support for working-class values.By voting for the budget bill, Mr. Akaka says, he was doing his job, biting the bullet and making the hard decisions needed to cut the deficit by increasing the tax burden on wealthier people.</w:t>
+        <w:br/>
+        <w:t>On campaign stops, he has criticized Ms. Saiki, saying she was putting off reckoning with that problem. Although Mr. Akaka could not be reached for comment, Mr. Kuwata, his campaign manager, said, "Saiki has not offered any program on how she would reduce the budget deficit."</w:t>
+        <w:br/>
+        <w:t>Ms. Saiki is strongest in urban Honolulu, and so is spending most of the remainder of the campaign touring the Neighbor Islands, the district Mr. Akaka used to represent in the House. Mr. Akaka is spending the bulk of his time in Hololulu, his weak spot.</w:t>
+        <w:br/>
+        <w:t>The Republican had far more cash on hand, $379,000, compared with Mr. Akaka's $166,000, as of Oct. 21. So the question is whether that cash can overcome the traditional deep-rooted pull of the Democratic Party on the voters of Hawaii and put a Republican in the Senate.</w:t>
+        <w:br/>
+        <w:t xml:space="preserve"> </w:t>
+        <w:br/>
+        <w:t>THE 1990 CAMPAIGN</w:t>
+        <w:br/>
+        <w:t xml:space="preserve"> </w:t>
+        <w:br/>
+        <w:t>Hawaii</w:t>
+        <w:br/>
+        <w:t xml:space="preserve"> </w:t>
+        <w:br/>
+        <w:t>SENATE RACE</w:t>
+        <w:br/>
+        <w:t xml:space="preserve"> </w:t>
+        <w:br/>
+        <w:t>Democrate: Daniel K. Akaka, 56</w:t>
+        <w:br/>
+        <w:t>Republican: Patricia Saiki, 60</w:t>
+        <w:br/>
+        <w:t xml:space="preserve"> </w:t>
+        <w:br/>
+        <w:t>ANALYSIS</w:t>
+        <w:br/>
+        <w:t xml:space="preserve"> </w:t>
+        <w:br/>
+        <w:t>Republicans have a good chance to elect one of their own in heavily Democratic Hawaii. Ms. Saiki, a moderate Republican appealing to Caucasian newcomers and the Japanese-American population, is running neck and neck with Mr. Akaka, a long-time Congressman with ties to the traditional democratic and union political apparatus. Some see this as a battle between the old and the new Hawaii.</w:t>
+        <w:br/>
+        <w:t xml:space="preserve"> </w:t>
+        <w:br/>
+        <w:t>REGISTERED VOTERS</w:t>
+        <w:br/>
+        <w:t xml:space="preserve"> </w:t>
+        <w:br/>
+        <w:t>Total voters: 453,389 (Hawaii does not register by party).</w:t>
+        <w:br/>
+        <w:t xml:space="preserve"> </w:t>
+        <w:br/>
+        <w:t>LATEST POLL RESULTS</w:t>
+        <w:br/>
+        <w:t xml:space="preserve"> </w:t>
+        <w:br/>
+        <w:t>A survey of 1,200 voters taken for KGMB-TV News put Ms. Saiki ahead, 45 percent to 43 percent for Mr. Akaka. The margin of error was plus or minus three percentage points.</w:t>
+        <w:br/>
+        <w:t>Correction</w:t>
+        <w:br/>
+        <w:br/>
+        <w:t>An article on Nov. 1 about the Senate campaign in Hawaii gave incomplete credit for a public opinion poll. The poll was sponsored by KGMB-TV and The Honolulu Star-Bulletin.</w:t>
+        <w:br/>
+        <w:t>Correction-Date: November 23, 1990, Thursday, Late Edition - Final</w:t>
         <w:br/>
         <w:br/>
         <w:t>Graphic</w:t>
@@ -71,7 +164,7 @@
         <w:br/>
         <w:t xml:space="preserve"> </w:t>
         <w:br/>
-        <w:t>Photo: Hughie Harley, 18 years old, who the police said was stabbed to death on Monday after he refused to give a dollar to a panhandler. (William E. Sauro/The New York Times)</w:t>
+        <w:t>Photos: Representative Patricia Saiki, a Republican candidate for Senate in Hawaii, campaigning in Honolulu.; Senator Daniel K. Akaka, Democratic incumbent, speaking to supporters at his Honolulu campaign headquarters after a trip to Washington. (Photographs by Associated Press for The New York Times)</w:t>
       </w:r>
     </w:p>
     <w:sectPr>

--- a/example_articles/us_region/West/1.us_region_West_New_York_Times.docx
+++ b/example_articles/us_region/West/1.us_region_West_New_York_Times.docx
@@ -7,9 +7,7 @@
         <w:pStyle w:val="Heading1"/>
       </w:pPr>
       <w:r>
-        <w:t>THE 1990 CAMPAIGN;</w:t>
-        <w:br/>
-        <w:t>Hawaii Race Tests Democratic Hold - Correction Appended</w:t>
+        <w:t>Spaceman, Senator, V.P. Pick? Kamala Harris Sizes Up Mark Kelly.</w:t>
       </w:r>
     </w:p>
     <w:p>
@@ -19,22 +17,22 @@
     </w:p>
     <w:p>
       <w:r>
-        <w:t>Date: 1990-11-23</w:t>
+        <w:t>Date: 2024-07-26</w:t>
       </w:r>
     </w:p>
     <w:p>
       <w:r>
-        <w:t>Section: Section D;; Section D; Page 22; Column 1; National Desk; Column 1;</w:t>
+        <w:t>Section: US; politics</w:t>
       </w:r>
     </w:p>
     <w:p>
       <w:r>
-        <w:t>Source file: NYT/50.DOCX</w:t>
+        <w:t>Source file: NYT/2.DOCX</w:t>
       </w:r>
     </w:p>
     <w:p>
       <w:r>
-        <w:t>Raw locations result, 'locations': ['Hawaii']</w:t>
+        <w:t>Raw locations result, 'locations': ['Arizona']</w:t>
       </w:r>
     </w:p>
     <w:p>
@@ -51,120 +49,83 @@
     </w:p>
     <w:p>
       <w:r>
-        <w:t>Two former schoolteachers are in a tight but polite race to represent Hawaii in the United States Senate, and the results may teach something of a lesson about the future of the politically remote and inbred but fast-changing island state.</w:t>
+        <w:t>The rugged border lands around Douglas, Ariz., dip through precipitous canyons and shoot skyward on rocky mountain walls, impossible terrain for a 30-foot steel bollard wall but not for the cartels smuggling people and contraband from Mexico.</w:t>
         <w:br/>
-        <w:t>From the lush rain forests of the Big Island of Hawaii to the ranches of Niihau 350 miles west across the South Pacific, the biggest political question of the year is whether Representative Patricia Saiki, a popular moderate Republican from Honolulu, can break years of Democratic control of Hawaii politics and beat an equally popular Democrat, Senator Daniel K. Akaka, a Congressman appointed to the Senate last spring when Senator Spark M. Matsunaga died.</w:t>
+        <w:t>Senator Mark Kelly, an Arizona Democrat under consideration to be Vice President Kamala Harris's running mate, knows this expanse well — a fact that even the state's Republicans acknowledge.</w:t>
         <w:br/>
-        <w:t>A victory for Ms. Saiki, the only Republican ever elected to the House of Representatives from Hawaii, would underscore the growing political influence of Caucasians, many of them retirees who have migrated from the mainland, who now account for a third of the Hawaii vote. Ms. Saiki offers a lively brand of compassionate Republicanism that appeals to them. And, as a Japanese-American woman, she has also made deep inroads into the traditionally Democratic "A.J.A.," local shorthand for Americans of Japanese ancestry, about 30 percent of the vote, and women.</w:t>
+        <w:t>Donald Huish, the G.O.P. mayor of Douglas, recounted a phone call with Mr. Kelly two weeks ago, when the two men talked through progress on making the small city an official, expanded port of entry into the United States. The senator has pushed hard for the move, and Mr. Huish has embraced it. Both of them see the plan as a way to inject economic stability into the region and possibly defang the coyotes and cartels prowling the passes.</w:t>
         <w:br/>
-        <w:t xml:space="preserve"> </w:t>
+        <w:t>"What gets me about Senator Kelly is, yes, we're in touch with staff on the issues, but he personally calls me on a regular basis, and I feel comfortable calling him," said Mr. Huish, who identifies as a strongly conservative Republican. "I'm sure he's taken some heat from some of his party concerning the border, but he understands it."</w:t>
         <w:br/>
-        <w:t>'Very Close Race'</w:t>
+        <w:t>Mr. Kelly, 60, is a relative newcomer to politics. But he would bring to the Democratic ticket a résumé as remarkable as any political consultant could dream of: He is the working-class son of New Jersey police officers, a Navy pilot who flew 39 combat missions off the U.S.S. Midway in Operation Desert Storm, and a NASA astronaut and engineer who collected debris from the Columbia disaster, commanded a shuttle as the United States returned to space and flew the Space Shuttle Endeavour's final mission.</w:t>
         <w:br/>
-        <w:t xml:space="preserve"> But Senator Akaka is no pushover, with his deep roots in the Democratic machine that has long dominated Hawaii politics and with his strong backing from labor unions and native Hawaiians. His strongholds include the non-urban parts of Oahu, the island that includes Honolulu, and all the rest of the state, the so-called Neighbor Islands of Maui, Kauai, Molokai, Lanai and Hawaii.</w:t>
+        <w:t>Oh, and he is married to Gabrielle Giffords, the former Arizona representative whose near-fatal brain injury in a mass shooting made her a symbol against gun violence, in her battleground state and beyond.</w:t>
         <w:br/>
-        <w:t>Until recently, Ms. Saiki appeared to be headed for victory, but the budget turmoil in Washington seems to have hurt her along with many other Republicans. "It's a very close race," said D. G. (Andy) Anderson, chairman of the Republican Party of Hawaii. "We were riding high two weeks ago with an eight-point lead. That got eroded with the nonsense in Washington, and we fell back to a dead heat. About a week ago, we began to move up again."</w:t>
+        <w:t>All of that could be hugely helpful to Ms. Harris as she tries to recapture momentum among working-class voters and keep Arizona, where former President Donald J. Trump has been gaining an edge, winnable for Democrats.</w:t>
         <w:br/>
-        <w:t>The latest public opinion poll, taken early last week for KGMB-TV News in Honolulu, put the race at 45 percent for Ms. Saiki, 43 percent for Mr. Akaka. The poll, of 1,200 voters, had a margin of sampling error of three percentage points.</w:t>
+        <w:t>But Mr. Kelly's special appeal, beyond what other potential running mates from swing states could provide, is his expertise on the technical issues and politics of the U.S.-Mexico border, perhaps Ms. Harris's biggest vulnerability, his backers say.</w:t>
         <w:br/>
-        <w:t>Two-thirds of the 11 percent undecided were either Caucasian or A.J.A., which was widely taken as good news for the Republican, who was also hoping for a boost from President Bush's visit to Honolulu last weekend.</w:t>
+        <w:t>"That's why I appreciate Senator Kelly: He sees the dichotomies, the differences, the challenges that are not all the same on the border," Mr. Huish said.</w:t>
         <w:br/>
-        <w:t xml:space="preserve"> </w:t>
+        <w:t>A Trump supporter, Mr. Huish said he was not a fan of Ms. Harris. "Her heart's in the right place," he said. "Her policies are in the wrong place." But if Mr. Kelly joined the ticket, he said, it would cause him to "struggle a little bit" with this vote.</w:t>
         <w:br/>
-        <w:t>Candidates Were Away</w:t>
+        <w:t>Other vice-presidential contenders, like Gov. Andy Beshear of Kentucky and Gov. Roy Cooper of North Carolina, have made their reputations by winning over Republican voters. Two other governors in the mix, Josh Shapiro of Pennsylvania and Gretchen Whitmer of Michigan, hail from states that are perhaps more crucial to Democratic fortunes than Arizona, which, while President Biden carried it narrowly in 2020, was more of a capstone to his victory than a linchpin.</w:t>
         <w:br/>
-        <w:t xml:space="preserve"> "There are great demographic changes in Hawaii," said Senator Akaka's campaign manager, Kam Kuwata. "We cannot assume how the new voters will go. The A.J.A. has been the base of the Democratic vote. Both campaigns are figuring out how to get to those voters. The election comes down to a call to arms for Democrats."</w:t>
+        <w:t>Mr. Kelly's political identity is tied directly to his appeal to Republicans — not just voters but also politicians and personalities — in a state where the Grand Old Party is bitterly divided between old-line Republicans allied with the legacy of Senator John McCain and a new guard of Trump loyalists who hold their intraparty rivals in contempt.</w:t>
         <w:br/>
-        <w:t>For all the interest in the race, it has been run largely without either of the candidates. Stuck 6,000 miles away in Washington to fight the budget wars, both finally returned to the state last weekend and began barnstorming.</w:t>
+        <w:t>As a fellow Navy combat pilot, Mr. Kelly bonded with Mr. McCain well before he entered politics, when he was best known in the state as Ms. Giffords's husband. He was elected to the Senate in 2020, beating Martha McSally, a fellow military pilot appointed to Mr. McCain's seat after his death, and then won a full term in 2022 by defeating a Trump-backed conservative, Blake Masters, by nearly five percentage points.</w:t>
         <w:br/>
-        <w:t>Issues aside, the race is so close that the outcome will probably turn on whether the Democratic grass-roots operation can turn out its vote, said Jack M. Seigle, a veteran political strategist who is helping Governor John Waihee 3d, a Democrat, in his re-election campaign.</w:t>
+        <w:t>Meghan McCain, a conservative media personality and the senator's daughter, estimated that about 15 percent of Arizona Republicans remained in the McCain wing. Mr. Kelly has been "not just respectful" to her father's legacy, she said, but "I'd go so far as deferential."</w:t>
         <w:br/>
-        <w:t>"Unlike other Republicans, she does cut into the Democratic establishment," said Mr. Seigle, who nonetheless gives the race to Mr. Akaka "by a whisker."</w:t>
+        <w:t>"He's smart, he's charismatic, he has a vision," Cindy McCain, Mr. McCain's widow, said in an interview. "You look at his record and who he is as a person, he's a very lovely man, and of course he brings Arizona."</w:t>
         <w:br/>
-        <w:t xml:space="preserve"> </w:t>
+        <w:t>With Mr. Kelly's personal history comes a mystique that cannot be manufactured. Paul Fujimura, a former Naval flight officer who flew an A-6 Intruder with Mr. Kelly for two years, remembered being asked during the Gulf War to go after an Iraqi patrol boat making a run for it out of Kuwait Harbor. Mr. Kelly wanted to attack, but that meant a hard, 135-degree turn at 200 feet above the water, under heavy antiaircraft fire, and bringing another plane that was flying cover with them. At Mr. Kelly's order, they went ahead and sank the boat.</w:t>
         <w:br/>
-        <w:t>Addressing Island Bombing</w:t>
+        <w:t>"To order somebody else to go forward and put their life on the line is a heavy, heavy, heavy responsibility," said Mr. Fujimura, a senior official in the Transportation Security Administration who this weekend will take over international programs at the U.S. Naval Academy. "You've got to be decisive, and you have to commit. It takes courage."</w:t>
         <w:br/>
-        <w:t xml:space="preserve"> Both candidates agree on most of the gut Hawaiian issues, like ending the military bombing of the tiny volcanic island of Kahoolawe, off Maui. For years now, the Marines and even the Japanese and Australian air forces have used the uninhabited tropical island for target practice, regularly shattering nerves in Maui, less than five miles across the choppy Alalakeiki Channel, and providing Hawaii politicians with a sure-fire issue.</w:t>
+        <w:t>During Ms. Giffords's first House run, in 2006, women at her campaign events wanted to know if she was really dating an astronaut, and if so, what was he like. As she painstakingly recovered from her brain injury, he was seen in the state as her steadfast supporter, even from space.</w:t>
         <w:br/>
-        <w:t>Senator Akaka scored first about three weeks ago by writing into the military appropriations bill a measure that would return Kahoolawe to state control and establish a commission to oversee cleaning it up. The island and nearby waters are studded with unexploded bombs and missiles.</w:t>
+        <w:t>His willingness to stand by — and sometimes in the shadow of — a famous political woman has not been lost on Ms. Harris's team, Democrats say. He has ties to the vice president from their time together in the Capitol, where she has served as the tiebreaking president of the Senate. His Senate chief of staff, Jennifer Cox, came from his wife's sprawling political operation and is on leave to lead the Harris campaign in Arizona.</w:t>
         <w:br/>
-        <w:t>Soon after, Ms. Saiki got a quick boost from President Bush, who ordered an immediate halt to the bombing and promised to set up a commission to study the island's eventual fate.</w:t>
+        <w:t>His standard campaign uniform, a Navy flight jacket and ship cap, is recognizable with blue-collar audiences anywhere; he has been stumping with endangered Senate Democrats across the country. He even has cordial relations with Elon Musk, now an avatar of the right, having served on a safety panel for Mr. Musk's company SpaceX.</w:t>
         <w:br/>
-        <w:t>The female vote, meanwhile, is uncertain. In an unusual split, the national office of the National Organization for Women endorsed Ms. Saiki, but the local Hawaii chapter endorsed Mr. Akaka.</w:t>
+        <w:t>And Arizona Democrats are behind him. The state party's executive board on Wednesday formally endorsed Mr. Kelly to be the vice-presidential nominee.</w:t>
         <w:br/>
-        <w:t>In her final television commercials and appearances, Ms. Saiki has tried to differentiate herself from Senator Akaka by stressing that she voted against the recent budget and tax legislation."My recent no vote on the tax bill has been a point of great interest among my constituents," she said in a telephone interview from her car while racing to Honolulu airport to catch a plane to Hilo Wednesday morning.</w:t>
+        <w:t>"It would be good for Arizona as a border state, and it would be good for our country," said Raquel Terán, a former chair of the Arizona Democratic Party now running for the House. "He is a coalition builder, and he knows how to get things done."</w:t>
         <w:br/>
-        <w:t>"They feel very resentful about having their taxes increased," she said. "Our cost of living is 30 percent higher than the rest of the nation. People on fixed income feel the pinch." As the only Republican from Hawaii in Congress, she also stresses her "access" to the Republican Administration.</w:t>
+        <w:t>Mr. Kelly, who declined to be interviewed for this article, has his drawbacks. If a Harris-Kelly ticket captured the White House, the Democratic governor of Arizona, Katie Hobbs, would appoint a Democratic replacement for Mr. Kelly in the Senate next year, but the seat would be subject to an early special election in 2026, potentially putting it at risk. (Mr. Kelly does not face re-election until 2028.)</w:t>
         <w:br/>
-        <w:t xml:space="preserve"> </w:t>
+        <w:t>Daniel Scarpinato, a Republican operative in the state, noted that Mr. Kelly was not a barnburner on the stump. In Washington, the senator has often been overshadowed legislatively by Senator Kyrsten Sinema, the Democrat-turned-independent who helped craft some of Mr. Biden's signature accomplishments, especially the infrastructure law.</w:t>
         <w:br/>
-        <w:t>Emphasizing Ties to Liberals</w:t>
+        <w:t>Mr. Kelly has also not faced the harsh spotlight of a national campaign, and has potential political liabilities like a high-altitude surveillance balloon company he helped found with Chinese venture capital, Mr. Scarpinato said.</w:t>
         <w:br/>
-        <w:t xml:space="preserve"> For his part, Senator Akaka has been stressing his ties to the liberal Democratic establishment and support for working-class values.By voting for the budget bill, Mr. Akaka says, he was doing his job, biting the bullet and making the hard decisions needed to cut the deficit by increasing the tax burden on wealthier people.</w:t>
+        <w:t>But like other Republicans, Mr. Scarpinato circled back to the border, and Mr. Kelly's deft handling of it, as a huge boon to a Democratic ticket.</w:t>
         <w:br/>
-        <w:t>On campaign stops, he has criticized Ms. Saiki, saying she was putting off reckoning with that problem. Although Mr. Akaka could not be reached for comment, Mr. Kuwata, his campaign manager, said, "Saiki has not offered any program on how she would reduce the budget deficit."</w:t>
+        <w:t>John Giles, the Republican mayor of Mesa, Ariz., a sprawling suburb of Phoenix in critical Maricopa County, agreed.</w:t>
         <w:br/>
-        <w:t>Ms. Saiki is strongest in urban Honolulu, and so is spending most of the remainder of the campaign touring the Neighbor Islands, the district Mr. Akaka used to represent in the House. Mr. Akaka is spending the bulk of his time in Hololulu, his weak spot.</w:t>
+        <w:t>"He's a wonky, nerdy guy who has to know the details of how things work," he said. "He's not a superficial guy."</w:t>
         <w:br/>
-        <w:t>The Republican had far more cash on hand, $379,000, compared with Mr. Akaka's $166,000, as of Oct. 21. So the question is whether that cash can overcome the traditional deep-rooted pull of the Democratic Party on the voters of Hawaii and put a Republican in the Senate.</w:t>
+        <w:t>Mr. Kelly's approach to the border embraces barriers like Mr. Trump's wall in some places, though not across the entire frontier. He has also called for an immigration policy that treats migrants with respect and maintains asylum options. Most of all, he has pushed back against politicians (he does not say Republicans) who have swept into Arizona's borderlands since the George W. Bush administration, held photo opportunities and partisan news conferences, and then returned to Washington only to snuff out legislative solutions and preserve their political talking points.</w:t>
         <w:br/>
-        <w:t xml:space="preserve"> </w:t>
+        <w:t>Local officials say Mr. Kelly is attuned to the complexities of the issue and grasps the difference between a smuggler's haven like Cochise County, which includes Douglas, and a major port of entry like Yuma, Ariz., where migrants cross legally, appeal for asylum and are often released pending their court date.</w:t>
         <w:br/>
-        <w:t>THE 1990 CAMPAIGN</w:t>
+        <w:t>Douglas's police chief, Kraig Fullen, remembered when the only border barrier between his city and its southern sister, Agua Prieta, was a dilapidated fence. Now, there are immigration officials, surveillance cameras and a towering metal fence the color of rust.</w:t>
         <w:br/>
-        <w:t xml:space="preserve"> </w:t>
+        <w:t>As Mexican criminal organizations have grown more sophisticated, law enforcement officials said, their smuggling operations have, too. Sheriff's deputies arrest people from across the country, some of them teenagers, who have been lured on social media apps like TikTok to drive migrants through the desert for a few thousand dollars a night.</w:t>
         <w:br/>
-        <w:t>Hawaii</w:t>
+        <w:t>When the numbers of migrants began to climb to new heights last year, a Catholic church in Douglas transformed itself into a shelter. Volunteers collected donations and helped the newcomers.</w:t>
         <w:br/>
-        <w:t xml:space="preserve"> </w:t>
+        <w:t>"We're a town of 17,000," said Mr. Huish, the Douglas mayor. "We have zero capabilities of handling even 30 people staying overnight and waiting for transport out."</w:t>
         <w:br/>
-        <w:t>SENATE RACE</w:t>
+        <w:t>Mr. Kelly is well aware. After Mr. Biden changed the nation's asylum policies by executive order last month to try to slow the flow of migrants, the senator called Mr. Huish to ask if the change was working. But the flow of migrants had already slowed considerably, Mr. Huish said.</w:t>
         <w:br/>
-        <w:t xml:space="preserve"> </w:t>
+        <w:t>Now, he was focused on restoring an orderly flow of goods and people through a formal port of entry, complete with major infrastructure improvements that his senator, Mr. Kelly, is trying to secure.</w:t>
         <w:br/>
-        <w:t>Democrate: Daniel K. Akaka, 56</w:t>
+        <w:t>If anything, Mr. Huish said, he is worried about Mr. Trump's promise of across-the-board tariffs on most imports, including those that would cross at a new Douglas port of entry.</w:t>
         <w:br/>
-        <w:t>Republican: Patricia Saiki, 60</w:t>
+        <w:t>"That could be a problem," he said.</w:t>
         <w:br/>
-        <w:t xml:space="preserve"> </w:t>
-        <w:br/>
-        <w:t>ANALYSIS</w:t>
-        <w:br/>
-        <w:t xml:space="preserve"> </w:t>
-        <w:br/>
-        <w:t>Republicans have a good chance to elect one of their own in heavily Democratic Hawaii. Ms. Saiki, a moderate Republican appealing to Caucasian newcomers and the Japanese-American population, is running neck and neck with Mr. Akaka, a long-time Congressman with ties to the traditional democratic and union political apparatus. Some see this as a battle between the old and the new Hawaii.</w:t>
-        <w:br/>
-        <w:t xml:space="preserve"> </w:t>
-        <w:br/>
-        <w:t>REGISTERED VOTERS</w:t>
-        <w:br/>
-        <w:t xml:space="preserve"> </w:t>
-        <w:br/>
-        <w:t>Total voters: 453,389 (Hawaii does not register by party).</w:t>
-        <w:br/>
-        <w:t xml:space="preserve"> </w:t>
-        <w:br/>
-        <w:t>LATEST POLL RESULTS</w:t>
-        <w:br/>
-        <w:t xml:space="preserve"> </w:t>
-        <w:br/>
-        <w:t>A survey of 1,200 voters taken for KGMB-TV News put Ms. Saiki ahead, 45 percent to 43 percent for Mr. Akaka. The margin of error was plus or minus three percentage points.</w:t>
-        <w:br/>
-        <w:t>Correction</w:t>
-        <w:br/>
-        <w:br/>
-        <w:t>An article on Nov. 1 about the Senate campaign in Hawaii gave incomplete credit for a public opinion poll. The poll was sponsored by KGMB-TV and The Honolulu Star-Bulletin.</w:t>
-        <w:br/>
-        <w:t>Correction-Date: November 23, 1990, Thursday, Late Edition - Final</w:t>
-        <w:br/>
-        <w:br/>
-        <w:t>Graphic</w:t>
-        <w:br/>
-        <w:br/>
-        <w:t xml:space="preserve"> </w:t>
-        <w:br/>
-        <w:t>Photos: Representative Patricia Saiki, a Republican candidate for Senate in Hawaii, campaigning in Honolulu.; Senator Daniel K. Akaka, Democratic incumbent, speaking to supporters at his Honolulu campaign headquarters after a trip to Washington. (Photographs by Associated Press for The New York Times)</w:t>
+        <w:t>PHOTOS: Mark Kelly at the White House, above; a 2013 hearing on gun violence with his wife, Gabrielle Giffords, who was injured in a shooting; and in 2006 with the crew of the Shuttle Discovery. As senator, he has pushed to make Douglas, Ariz., lower left, a U.S. point of entry. (PHOTOGRAPHS BY ROD LAMKEY, JR. FOR NEW YORK TIMES; DOUG MILLS/THE NEW YORK TIMES; CHANG W. LEE/THE NEW YORK TIMES; PAUL RATJE FOR THE NEW YORK TIMES) This article appeared in print on page A10.</w:t>
       </w:r>
     </w:p>
     <w:sectPr>
